--- a/Meshcheryakov_Aleksandr/lb5/Meshcheryakov_Aleksandr_lb5.docx
+++ b/Meshcheryakov_Aleksandr/lb5/Meshcheryakov_Aleksandr_lb5.docx
@@ -309,17 +309,7 @@
           <w:szCs w:val="28"/>
           <w:lang w:val="ru-RU"/>
         </w:rPr>
-        <w:t>по лабораторной работе №</w:t>
-      </w:r>
-      <w:r>
-        <w:rPr>
-          <w:b/>
-          <w:color w:val="000000"/>
-          <w:sz w:val="28"/>
-          <w:szCs w:val="28"/>
-          <w:lang w:val="ru-RU"/>
-        </w:rPr>
-        <w:t>5</w:t>
+        <w:t>по лабораторной работе №5</w:t>
       </w:r>
     </w:p>
     <w:p>
@@ -400,29 +390,7 @@
           <w:szCs w:val="28"/>
           <w:lang w:val="ru-RU"/>
         </w:rPr>
-        <w:t xml:space="preserve">Решение нелинейных уравнений методом </w:t>
-      </w:r>
-      <w:r>
-        <w:rPr>
-          <w:b/>
-          <w:bCs/>
-          <w:color w:val="000000"/>
-          <w:sz w:val="28"/>
-          <w:szCs w:val="28"/>
-          <w:lang w:val="ru-RU"/>
-        </w:rPr>
-        <w:t>Ньютона</w:t>
-      </w:r>
-      <w:r>
-        <w:rPr>
-          <w:b/>
-          <w:bCs/>
-          <w:color w:val="000000"/>
-          <w:sz w:val="28"/>
-          <w:szCs w:val="28"/>
-          <w:lang w:val="ru-RU"/>
-        </w:rPr>
-        <w:t>.</w:t>
+        <w:t>Решение нелинейных уравнений методом Ньютона.</w:t>
       </w:r>
     </w:p>
     <w:p>
@@ -1540,35 +1508,7 @@
           <w:sz w:val="28"/>
           <w:szCs w:val="28"/>
         </w:rPr>
-        <w:t>В лабораторной работе № 5 предлагается, используя программы-функции NEWTON и ROUND из файла methods.cpp (файл заголовков methods.h, директория LIBR1), найти корень уравнения f</w:t>
-      </w:r>
-      <w:r>
-        <w:rPr>
-          <w:sz w:val="28"/>
-          <w:szCs w:val="28"/>
-        </w:rPr>
-        <w:t>(</w:t>
-      </w:r>
-      <w:r>
-        <w:rPr>
-          <w:sz w:val="28"/>
-          <w:szCs w:val="28"/>
-        </w:rPr>
-        <w:t>x</w:t>
-      </w:r>
-      <w:r>
-        <w:rPr>
-          <w:sz w:val="28"/>
-          <w:szCs w:val="28"/>
-        </w:rPr>
-        <w:t>) =</w:t>
-      </w:r>
-      <w:r>
-        <w:rPr>
-          <w:sz w:val="28"/>
-          <w:szCs w:val="28"/>
-        </w:rPr>
-        <w:t xml:space="preserve"> 0 с заданной точностью Eps методом Ньютона, исследовать скорость сходимости и обусловленность метода.</w:t>
+        <w:t>В лабораторной работе № 5 предлагается, используя программы-функции NEWTON и ROUND из файла methods.cpp (файл заголовков methods.h, директория LIBR1), найти корень уравнения f(x) = 0 с заданной точностью Eps методом Ньютона, исследовать скорость сходимости и обусловленность метода.</w:t>
       </w:r>
     </w:p>
     <w:p>
@@ -2217,7 +2157,7 @@
         <w:pStyle w:val="BodyText"/>
         <w:spacing w:lineRule="auto" w:line="360" w:before="0" w:after="283"/>
         <w:ind w:hanging="0" w:left="0" w:right="0"/>
-        <w:jc w:val="both"/>
+        <w:jc w:val="left"/>
         <w:rPr>
           <w:b w:val="false"/>
           <w:bCs w:val="false"/>
@@ -2226,12 +2166,7 @@
         </w:rPr>
       </w:pPr>
       <w:r>
-        <w:rPr>
-          <w:b w:val="false"/>
-          <w:bCs w:val="false"/>
-          <w:sz w:val="28"/>
-          <w:szCs w:val="28"/>
-        </w:rPr>
+        <w:rPr/>
       </w:r>
       <m:oMathPara xmlns:m="http://schemas.openxmlformats.org/officeDocument/2006/math">
         <m:oMathParaPr>
@@ -2403,7 +2338,7 @@
         <w:pStyle w:val="BodyText"/>
         <w:spacing w:lineRule="auto" w:line="360" w:before="0" w:after="283"/>
         <w:ind w:hanging="0" w:left="0" w:right="0"/>
-        <w:jc w:val="both"/>
+        <w:jc w:val="left"/>
         <w:rPr>
           <w:b w:val="false"/>
           <w:bCs w:val="false"/>
@@ -2412,12 +2347,7 @@
         </w:rPr>
       </w:pPr>
       <w:r>
-        <w:rPr>
-          <w:b w:val="false"/>
-          <w:bCs w:val="false"/>
-          <w:sz w:val="28"/>
-          <w:szCs w:val="28"/>
-        </w:rPr>
+        <w:rPr/>
       </w:r>
       <m:oMathPara xmlns:m="http://schemas.openxmlformats.org/officeDocument/2006/math">
         <m:oMathParaPr>
@@ -2545,7 +2475,7 @@
         <w:pStyle w:val="BodyText"/>
         <w:spacing w:lineRule="auto" w:line="360" w:before="0" w:after="283"/>
         <w:ind w:hanging="0" w:left="0" w:right="0"/>
-        <w:jc w:val="both"/>
+        <w:jc w:val="left"/>
         <w:rPr>
           <w:b w:val="false"/>
           <w:bCs w:val="false"/>
@@ -2554,24 +2484,13 @@
         </w:rPr>
       </w:pPr>
       <w:r>
-        <w:rPr>
-          <w:b w:val="false"/>
-          <w:bCs w:val="false"/>
-          <w:sz w:val="28"/>
-          <w:szCs w:val="28"/>
-        </w:rPr>
+        <w:rPr/>
       </w:r>
       <m:oMathPara xmlns:m="http://schemas.openxmlformats.org/officeDocument/2006/math">
         <m:oMathParaPr>
           <m:jc m:val="left"/>
         </m:oMathParaPr>
         <m:oMath>
-          <m:r>
-            <w:rPr>
-              <w:rFonts w:ascii="Cambria Math" w:hAnsi="Cambria Math"/>
-            </w:rPr>
-            <m:t xml:space="preserve">|</m:t>
-          </m:r>
           <m:r>
             <w:rPr>
               <w:rFonts w:ascii="Cambria Math" w:hAnsi="Cambria Math"/>
@@ -2618,13 +2537,7 @@
             <w:rPr>
               <w:rFonts w:ascii="Cambria Math" w:hAnsi="Cambria Math"/>
             </w:rPr>
-            <m:t xml:space="preserve">|</m:t>
-          </m:r>
-          <m:r>
-            <w:rPr>
-              <w:rFonts w:ascii="Cambria Math" w:hAnsi="Cambria Math"/>
-            </w:rPr>
-            <m:t xml:space="preserve">&lt;</m:t>
+            <m:t xml:space="preserve">∨</m:t>
           </m:r>
           <m:r>
             <w:rPr>
@@ -3485,34 +3398,16 @@
     <w:p>
       <w:pPr>
         <w:pStyle w:val="Normal"/>
-        <w:spacing w:lineRule="auto" w:line="360"/>
-        <w:jc w:val="both"/>
-        <w:rPr>
-          <w:rFonts w:ascii="Times New Roman" w:hAnsi="Times New Roman"/>
-          <w:sz w:val="28"/>
-          <w:szCs w:val="28"/>
-        </w:rPr>
-      </w:pPr>
-      <w:r>
-        <w:rPr>
-          <w:sz w:val="28"/>
-          <w:szCs w:val="28"/>
-        </w:rPr>
-      </w:r>
-    </w:p>
-    <w:p>
-      <w:pPr>
-        <w:pStyle w:val="Normal"/>
         <w:numPr>
           <w:ilvl w:val="0"/>
-          <w:numId w:val="3"/>
+          <w:numId w:val="0"/>
         </w:numPr>
         <w:tabs>
           <w:tab w:val="clear" w:pos="720"/>
           <w:tab w:val="left" w:pos="0" w:leader="none"/>
         </w:tabs>
         <w:spacing w:lineRule="auto" w:line="360"/>
-        <w:ind w:hanging="283" w:left="709"/>
+        <w:ind w:hanging="0" w:left="709"/>
         <w:jc w:val="both"/>
         <w:rPr>
           <w:rFonts w:ascii="Times New Roman" w:hAnsi="Times New Roman"/>
@@ -3527,7 +3422,7 @@
           <w:sz w:val="28"/>
           <w:szCs w:val="28"/>
         </w:rPr>
-        <w:t xml:space="preserve">Математическая постановка задачи: </w:t>
+        <w:t xml:space="preserve"> </w:t>
       </w:r>
     </w:p>
     <w:p>
@@ -4457,7 +4352,7 @@
         <w:pStyle w:val="BodyText"/>
         <w:numPr>
           <w:ilvl w:val="0"/>
-          <w:numId w:val="4"/>
+          <w:numId w:val="3"/>
         </w:numPr>
         <w:tabs>
           <w:tab w:val="clear" w:pos="720"/>
@@ -4722,7 +4617,7 @@
         <w:pStyle w:val="BodyText"/>
         <w:numPr>
           <w:ilvl w:val="0"/>
-          <w:numId w:val="4"/>
+          <w:numId w:val="3"/>
         </w:numPr>
         <w:tabs>
           <w:tab w:val="clear" w:pos="720"/>
@@ -5013,7 +4908,7 @@
           <w:b w:val="false"/>
           <w:bCs w:val="false"/>
         </w:rPr>
-        <w:t>Для метода Бисекции выбран отрезок [0,1]. Эти рассуждения подтверждаются графически: график пересекает ось Ox именно на этом промежутке.</w:t>
+        <w:t>Для метода Ньютона выбран отрезок [0,1]. Эти рассуждения подтверждаются графически: график пересекает ось Ox именно на этом промежутке.</w:t>
       </w:r>
     </w:p>
     <w:p>
@@ -5060,7 +4955,7 @@
       </w:pPr>
       <w:r>
         <w:drawing>
-          <wp:anchor behindDoc="0" distT="0" distB="0" distL="0" distR="0" simplePos="0" locked="0" layoutInCell="0" allowOverlap="1" relativeHeight="2">
+          <wp:anchor behindDoc="0" distT="0" distB="0" distL="0" distR="0" simplePos="0" locked="0" layoutInCell="0" allowOverlap="1" relativeHeight="13">
             <wp:simplePos x="0" y="0"/>
             <wp:positionH relativeFrom="column">
               <wp:align>center</wp:align>
@@ -5068,7 +4963,7 @@
             <wp:positionV relativeFrom="paragraph">
               <wp:posOffset>635</wp:posOffset>
             </wp:positionV>
-            <wp:extent cx="6120130" cy="4593590"/>
+            <wp:extent cx="5669915" cy="5410200"/>
             <wp:effectExtent l="0" t="0" r="0" b="0"/>
             <wp:wrapSquare wrapText="largest"/>
             <wp:docPr id="1" name="Image1" descr=""/>
@@ -5093,7 +4988,7 @@
                   <pic:spPr bwMode="auto">
                     <a:xfrm>
                       <a:off x="0" y="0"/>
-                      <a:ext cx="6120130" cy="4593590"/>
+                      <a:ext cx="5669915" cy="5410200"/>
                     </a:xfrm>
                     <a:prstGeom prst="rect">
                       <a:avLst/>
@@ -5184,6 +5079,51 @@
       </w:pPr>
       <w:r>
         <w:rPr>
+          <w:b w:val="false"/>
+          <w:bCs w:val="false"/>
+          <w:color w:val="000000"/>
+          <w:sz w:val="28"/>
+          <w:szCs w:val="28"/>
+        </w:rPr>
+        <w:t xml:space="preserve">Вычислительный модуль реализован на языке C++. Для работы были использованы и модифицированы функции из пакета </w:t>
+      </w:r>
+      <w:r>
+        <w:rPr>
+          <w:rStyle w:val="SourceText"/>
+          <w:b w:val="false"/>
+          <w:bCs w:val="false"/>
+          <w:color w:val="000000"/>
+          <w:sz w:val="28"/>
+          <w:szCs w:val="28"/>
+        </w:rPr>
+        <w:t>methods</w:t>
+      </w:r>
+      <w:r>
+        <w:rPr>
+          <w:b w:val="false"/>
+          <w:bCs w:val="false"/>
+          <w:color w:val="000000"/>
+          <w:sz w:val="28"/>
+          <w:szCs w:val="28"/>
+        </w:rPr>
+        <w:t>:</w:t>
+      </w:r>
+    </w:p>
+    <w:p>
+      <w:pPr>
+        <w:pStyle w:val="BodyText"/>
+        <w:numPr>
+          <w:ilvl w:val="0"/>
+          <w:numId w:val="4"/>
+        </w:numPr>
+        <w:tabs>
+          <w:tab w:val="clear" w:pos="720"/>
+          <w:tab w:val="left" w:pos="0" w:leader="none"/>
+        </w:tabs>
+        <w:spacing w:lineRule="auto" w:line="360" w:before="0" w:after="283"/>
+        <w:ind w:hanging="283" w:left="709" w:right="0"/>
+        <w:jc w:val="both"/>
+        <w:rPr>
           <w:rFonts w:ascii="Times New Roman" w:hAnsi="Times New Roman"/>
           <w:b w:val="false"/>
           <w:bCs w:val="false"/>
@@ -5191,30 +5131,123 @@
           <w:sz w:val="28"/>
           <w:szCs w:val="28"/>
         </w:rPr>
-        <w:t xml:space="preserve">Вычислительный модуль реализован на языке C++. Для работы были использованы и модифицированы функции из пакета </w:t>
+      </w:pPr>
+      <w:r>
+        <w:rPr>
+          <w:b w:val="false"/>
+          <w:bCs w:val="false"/>
+          <w:color w:val="000000"/>
+          <w:sz w:val="28"/>
+          <w:szCs w:val="28"/>
+        </w:rPr>
+        <w:t>NEWTON(double X, double Eps, int &amp;N) — основная функция, реализующая итерационный процесс метода касательных. Поиск корня осуществляется путем построения последовательности xn+1​=xn​−f(xn​)/f′(xn​) до выполнения условия ∣xn​−xn−1​∣&lt;ε0​.</w:t>
+      </w:r>
+    </w:p>
+    <w:p>
+      <w:pPr>
+        <w:pStyle w:val="BodyText"/>
+        <w:numPr>
+          <w:ilvl w:val="0"/>
+          <w:numId w:val="4"/>
+        </w:numPr>
+        <w:tabs>
+          <w:tab w:val="clear" w:pos="720"/>
+          <w:tab w:val="left" w:pos="0" w:leader="none"/>
+        </w:tabs>
+        <w:spacing w:lineRule="auto" w:line="360" w:before="0" w:after="283"/>
+        <w:ind w:hanging="283" w:left="709" w:right="0"/>
+        <w:jc w:val="both"/>
+        <w:rPr>
+          <w:rFonts w:ascii="Times New Roman" w:hAnsi="Times New Roman"/>
+          <w:b w:val="false"/>
+          <w:bCs w:val="false"/>
+          <w:color w:val="000000"/>
+          <w:sz w:val="28"/>
+          <w:szCs w:val="28"/>
+        </w:rPr>
+      </w:pPr>
+      <w:r>
+        <w:rPr>
+          <w:b w:val="false"/>
+          <w:bCs w:val="false"/>
+          <w:color w:val="000000"/>
+          <w:sz w:val="28"/>
+          <w:szCs w:val="28"/>
+        </w:rPr>
+        <w:t>Round(double X, double Delta) — функция, обеспечивающая моделирование погрешности входных данных через округление значений функции и её производной с заданным шагом Δ.</w:t>
+      </w:r>
+    </w:p>
+    <w:p>
+      <w:pPr>
+        <w:pStyle w:val="BodyText"/>
+        <w:spacing w:lineRule="auto" w:line="360" w:before="0" w:after="283"/>
+        <w:jc w:val="both"/>
+        <w:rPr>
+          <w:rFonts w:ascii="Times New Roman" w:hAnsi="Times New Roman"/>
+          <w:b/>
+          <w:bCs/>
+          <w:color w:val="000000"/>
+          <w:sz w:val="28"/>
+          <w:szCs w:val="28"/>
+        </w:rPr>
+      </w:pPr>
+      <w:r>
+        <w:rPr>
+          <w:b/>
+          <w:bCs/>
+          <w:color w:val="000000"/>
+          <w:sz w:val="28"/>
+          <w:szCs w:val="28"/>
+        </w:rPr>
+        <w:t>Разработанные программные компоненты:</w:t>
+      </w:r>
+    </w:p>
+    <w:p>
+      <w:pPr>
+        <w:pStyle w:val="BodyText"/>
+        <w:numPr>
+          <w:ilvl w:val="0"/>
+          <w:numId w:val="5"/>
+        </w:numPr>
+        <w:tabs>
+          <w:tab w:val="clear" w:pos="720"/>
+          <w:tab w:val="left" w:pos="0" w:leader="none"/>
+        </w:tabs>
+        <w:spacing w:lineRule="auto" w:line="360" w:before="0" w:after="283"/>
+        <w:ind w:hanging="283" w:left="709"/>
+        <w:jc w:val="both"/>
+        <w:rPr/>
+      </w:pPr>
+      <w:r>
+        <w:rPr>
+          <w:b w:val="false"/>
+          <w:bCs w:val="false"/>
+          <w:color w:val="000000"/>
+          <w:sz w:val="28"/>
+          <w:szCs w:val="28"/>
+        </w:rPr>
+        <w:t xml:space="preserve">Функции f(x) и f1(x) — программная реализация исследуемого уравнения и его первой производной. В обе функции интегрирован вызов </w:t>
       </w:r>
       <w:r>
         <w:rPr>
           <w:rStyle w:val="SourceText"/>
-          <w:rFonts w:ascii="Times New Roman" w:hAnsi="Times New Roman"/>
           <w:b w:val="false"/>
           <w:bCs w:val="false"/>
           <w:color w:val="000000"/>
           <w:sz w:val="28"/>
           <w:szCs w:val="28"/>
         </w:rPr>
-        <w:t>methods</w:t>
-      </w:r>
-      <w:r>
-        <w:rPr>
-          <w:rFonts w:ascii="Times New Roman" w:hAnsi="Times New Roman"/>
+        <w:t>Round</w:t>
+      </w:r>
+      <w:r>
+        <w:rPr>
           <w:b w:val="false"/>
           <w:bCs w:val="false"/>
           <w:color w:val="000000"/>
           <w:sz w:val="28"/>
           <w:szCs w:val="28"/>
         </w:rPr>
-        <w:t>:</w:t>
+        <w:t xml:space="preserve"> для имитации вычислительной погрешности и исследования обусловленности.</w:t>
       </w:r>
     </w:p>
     <w:p>
@@ -5242,14 +5275,39 @@
       </w:pPr>
       <w:r>
         <w:rPr>
+          <w:b w:val="false"/>
+          <w:bCs w:val="false"/>
+          <w:color w:val="000000"/>
+          <w:sz w:val="28"/>
+          <w:szCs w:val="28"/>
+        </w:rPr>
+        <w:t>Блок автоматизированного тестирования — код, обеспечивающий циклическое изменение параметров ε и Δ с выводом результатов в структурированные текстовые файлы.</w:t>
+      </w:r>
+    </w:p>
+    <w:p>
+      <w:pPr>
+        <w:pStyle w:val="Heading3"/>
+        <w:spacing w:lineRule="auto" w:line="360" w:before="200" w:after="283"/>
+        <w:jc w:val="both"/>
+        <w:rPr>
           <w:rFonts w:ascii="Times New Roman" w:hAnsi="Times New Roman"/>
-          <w:b w:val="false"/>
-          <w:bCs w:val="false"/>
-          <w:color w:val="000000"/>
-          <w:sz w:val="28"/>
-          <w:szCs w:val="28"/>
-        </w:rPr>
-        <w:t>NEWTON(double X, double Eps, int &amp;N) — основная функция, реализующая итерационный процесс метода касательных. Поиск корня осуществляется путем построения последовательности xn+1​=xn​−f(xn​)/f′(xn​) до выполнения условия ∣xn​−xn−1​∣&lt;ε0​.</w:t>
+          <w:b/>
+          <w:bCs/>
+          <w:color w:val="000000"/>
+          <w:sz w:val="28"/>
+          <w:szCs w:val="28"/>
+        </w:rPr>
+      </w:pPr>
+      <w:r>
+        <w:rPr>
+          <w:rFonts w:ascii="Times New Roman" w:hAnsi="Times New Roman"/>
+          <w:b/>
+          <w:bCs/>
+          <w:color w:val="000000"/>
+          <w:sz w:val="28"/>
+          <w:szCs w:val="28"/>
+        </w:rPr>
+        <w:t>Исследование зависимости числа итераций от точности</w:t>
       </w:r>
     </w:p>
     <w:p>
@@ -5257,7 +5315,7 @@
         <w:pStyle w:val="BodyText"/>
         <w:numPr>
           <w:ilvl w:val="0"/>
-          <w:numId w:val="5"/>
+          <w:numId w:val="6"/>
         </w:numPr>
         <w:tabs>
           <w:tab w:val="clear" w:pos="720"/>
@@ -5277,6 +5335,30 @@
       </w:pPr>
       <w:r>
         <w:rPr>
+          <w:b w:val="false"/>
+          <w:bCs w:val="false"/>
+          <w:color w:val="000000"/>
+          <w:sz w:val="28"/>
+          <w:szCs w:val="28"/>
+        </w:rPr>
+        <w:t>Проведена серия вычислительных экспериментов с изменением параметра точности ε в диапазоне от 10⁻¹ до 10⁻¹⁵.</w:t>
+      </w:r>
+    </w:p>
+    <w:p>
+      <w:pPr>
+        <w:pStyle w:val="BodyText"/>
+        <w:numPr>
+          <w:ilvl w:val="0"/>
+          <w:numId w:val="6"/>
+        </w:numPr>
+        <w:tabs>
+          <w:tab w:val="clear" w:pos="720"/>
+          <w:tab w:val="left" w:pos="0" w:leader="none"/>
+        </w:tabs>
+        <w:spacing w:lineRule="auto" w:line="360" w:before="0" w:after="283"/>
+        <w:ind w:hanging="283" w:left="709" w:right="0"/>
+        <w:jc w:val="both"/>
+        <w:rPr>
           <w:rFonts w:ascii="Times New Roman" w:hAnsi="Times New Roman"/>
           <w:b w:val="false"/>
           <w:bCs w:val="false"/>
@@ -5284,33 +5366,16 @@
           <w:sz w:val="28"/>
           <w:szCs w:val="28"/>
         </w:rPr>
-        <w:t>Round(double X, double Delta) — функция, обеспечивающая моделирование погрешности входных данных через округление значений функции и её производной с заданным шагом Δ.</w:t>
-      </w:r>
-    </w:p>
-    <w:p>
-      <w:pPr>
-        <w:pStyle w:val="BodyText"/>
-        <w:spacing w:lineRule="auto" w:line="360" w:before="0" w:after="283"/>
-        <w:jc w:val="both"/>
-        <w:rPr>
-          <w:rFonts w:ascii="Times New Roman" w:hAnsi="Times New Roman"/>
-          <w:b/>
-          <w:bCs/>
-          <w:color w:val="000000"/>
-          <w:sz w:val="28"/>
-          <w:szCs w:val="28"/>
-        </w:rPr>
-      </w:pPr>
-      <w:r>
-        <w:rPr>
-          <w:rFonts w:ascii="Times New Roman" w:hAnsi="Times New Roman"/>
-          <w:b/>
-          <w:bCs/>
-          <w:color w:val="000000"/>
-          <w:sz w:val="28"/>
-          <w:szCs w:val="28"/>
-        </w:rPr>
-        <w:t>Разработанные программные компоненты:</w:t>
+      </w:pPr>
+      <w:r>
+        <w:rPr>
+          <w:b w:val="false"/>
+          <w:bCs w:val="false"/>
+          <w:color w:val="000000"/>
+          <w:sz w:val="28"/>
+          <w:szCs w:val="28"/>
+        </w:rPr>
+        <w:t>Для каждого шага фиксировалось количество итераций N. В методе Ньютона это количество демонстрирует уникальную квадратичную скорость сходимости, когда число верных знаков удваивается на каждой итерации.</w:t>
       </w:r>
     </w:p>
     <w:p>
@@ -5331,72 +5396,34 @@
       </w:pPr>
       <w:r>
         <w:rPr>
-          <w:rFonts w:ascii="Times New Roman" w:hAnsi="Times New Roman"/>
           <w:b w:val="false"/>
           <w:bCs w:val="false"/>
           <w:color w:val="000000"/>
           <w:sz w:val="28"/>
           <w:szCs w:val="28"/>
         </w:rPr>
-        <w:t xml:space="preserve">Функции f(x) и f1(x) — программная реализация исследуемого уравнения и его первой производной. В обе функции интегрирован вызов </w:t>
+        <w:t xml:space="preserve">Результаты записаны в файл </w:t>
       </w:r>
       <w:r>
         <w:rPr>
           <w:rStyle w:val="SourceText"/>
-          <w:rFonts w:ascii="Times New Roman" w:hAnsi="Times New Roman"/>
           <w:b w:val="false"/>
           <w:bCs w:val="false"/>
           <w:color w:val="000000"/>
           <w:sz w:val="28"/>
           <w:szCs w:val="28"/>
         </w:rPr>
-        <w:t>Round</w:t>
-      </w:r>
-      <w:r>
-        <w:rPr>
-          <w:rFonts w:ascii="Times New Roman" w:hAnsi="Times New Roman"/>
+        <w:t>main_metrix.txt</w:t>
+      </w:r>
+      <w:r>
+        <w:rPr>
           <w:b w:val="false"/>
           <w:bCs w:val="false"/>
           <w:color w:val="000000"/>
           <w:sz w:val="28"/>
           <w:szCs w:val="28"/>
         </w:rPr>
-        <w:t xml:space="preserve"> для имитации вычислительной погрешности и исследования обусловленности.</w:t>
-      </w:r>
-    </w:p>
-    <w:p>
-      <w:pPr>
-        <w:pStyle w:val="BodyText"/>
-        <w:numPr>
-          <w:ilvl w:val="0"/>
-          <w:numId w:val="6"/>
-        </w:numPr>
-        <w:tabs>
-          <w:tab w:val="clear" w:pos="720"/>
-          <w:tab w:val="left" w:pos="0" w:leader="none"/>
-        </w:tabs>
-        <w:spacing w:lineRule="auto" w:line="360" w:before="0" w:after="283"/>
-        <w:ind w:hanging="283" w:left="709" w:right="0"/>
-        <w:jc w:val="both"/>
-        <w:rPr>
-          <w:rFonts w:ascii="Times New Roman" w:hAnsi="Times New Roman"/>
-          <w:b w:val="false"/>
-          <w:bCs w:val="false"/>
-          <w:color w:val="000000"/>
-          <w:sz w:val="28"/>
-          <w:szCs w:val="28"/>
-        </w:rPr>
-      </w:pPr>
-      <w:r>
-        <w:rPr>
-          <w:rFonts w:ascii="Times New Roman" w:hAnsi="Times New Roman"/>
-          <w:b w:val="false"/>
-          <w:bCs w:val="false"/>
-          <w:color w:val="000000"/>
-          <w:sz w:val="28"/>
-          <w:szCs w:val="28"/>
-        </w:rPr>
-        <w:t>Блок автоматизированного тестирования — код, обеспечивающий циклическое изменение параметров ε и Δ с выводом результатов в структурированные текстовые файлы.</w:t>
+        <w:t>. Эксперимент показал, что для достижения предельной точности методу требуется значительно меньше шагов (5 итераций), чем методам бисекции или хорд.</w:t>
       </w:r>
     </w:p>
     <w:p>
@@ -5422,7 +5449,7 @@
           <w:sz w:val="28"/>
           <w:szCs w:val="28"/>
         </w:rPr>
-        <w:t>Исследование зависимости числа итераций от точности</w:t>
+        <w:t>Исследование обусловленности задачи</w:t>
       </w:r>
     </w:p>
     <w:p>
@@ -5450,14 +5477,13 @@
       </w:pPr>
       <w:r>
         <w:rPr>
-          <w:rFonts w:ascii="Times New Roman" w:hAnsi="Times New Roman"/>
           <w:b w:val="false"/>
           <w:bCs w:val="false"/>
           <w:color w:val="000000"/>
           <w:sz w:val="28"/>
           <w:szCs w:val="28"/>
         </w:rPr>
-        <w:t>Проведена серия вычислительных экспериментов с изменением параметра точности ε в диапазоне от 10⁻¹ до 10⁻¹⁵.</w:t>
+        <w:t>Проведен анализ чувствительности найденного значения корня к ошибкам в исходных данных. Для этого в модель вычисления функции и производной была внедрена погрешность Δ.</w:t>
       </w:r>
     </w:p>
     <w:p>
@@ -5485,14 +5511,13 @@
       </w:pPr>
       <w:r>
         <w:rPr>
-          <w:rFonts w:ascii="Times New Roman" w:hAnsi="Times New Roman"/>
           <w:b w:val="false"/>
           <w:bCs w:val="false"/>
           <w:color w:val="000000"/>
           <w:sz w:val="28"/>
           <w:szCs w:val="28"/>
         </w:rPr>
-        <w:t>Для каждого шага фиксировалось количество итераций N. В методе Ньютона это количество демонстрирует уникальную квадратичную скорость сходимости, когда число верных знаков удваивается на каждой итерации.</w:t>
+        <w:t>При фиксированной точности метода ε=10−15 значение параметра округления Δ последовательно изменялось от 10⁻¹ до 10⁻¹⁰.</w:t>
       </w:r>
     </w:p>
     <w:p>
@@ -5507,43 +5532,40 @@
           <w:tab w:val="left" w:pos="0" w:leader="none"/>
         </w:tabs>
         <w:spacing w:lineRule="auto" w:line="360" w:before="0" w:after="283"/>
-        <w:ind w:hanging="283" w:left="709"/>
+        <w:ind w:hanging="283" w:left="709" w:right="0"/>
         <w:jc w:val="both"/>
         <w:rPr/>
       </w:pPr>
       <w:r>
         <w:rPr>
-          <w:rFonts w:ascii="Times New Roman" w:hAnsi="Times New Roman"/>
           <w:b w:val="false"/>
           <w:bCs w:val="false"/>
           <w:color w:val="000000"/>
           <w:sz w:val="28"/>
           <w:szCs w:val="28"/>
         </w:rPr>
-        <w:t xml:space="preserve">Результаты записаны в файл </w:t>
+        <w:t xml:space="preserve">Данные о найденном корне и соответствующем значении Δ сохранены в файл </w:t>
       </w:r>
       <w:r>
         <w:rPr>
           <w:rStyle w:val="SourceText"/>
-          <w:rFonts w:ascii="Times New Roman" w:hAnsi="Times New Roman"/>
           <w:b w:val="false"/>
           <w:bCs w:val="false"/>
           <w:color w:val="000000"/>
           <w:sz w:val="28"/>
           <w:szCs w:val="28"/>
         </w:rPr>
-        <w:t>main_metrix.txt</w:t>
-      </w:r>
-      <w:r>
-        <w:rPr>
-          <w:rFonts w:ascii="Times New Roman" w:hAnsi="Times New Roman"/>
+        <w:t>conditionality_metrix.txt</w:t>
+      </w:r>
+      <w:r>
+        <w:rPr>
           <w:b w:val="false"/>
           <w:bCs w:val="false"/>
           <w:color w:val="000000"/>
           <w:sz w:val="28"/>
           <w:szCs w:val="28"/>
         </w:rPr>
-        <w:t>. Эксперимент показал, что для достижения предельной точности методу требуется значительно меньше шагов (5 итераций), чем методам бисекции или хорд.</w:t>
+        <w:t>. Исследование позволило определить порог, при котором ошибки округления перестают влиять на стабильность итогового результата.</w:t>
       </w:r>
     </w:p>
     <w:p>
@@ -5569,7 +5591,32 @@
           <w:sz w:val="28"/>
           <w:szCs w:val="28"/>
         </w:rPr>
-        <w:t>Исследование обусловленности задачи</w:t>
+        <w:t>Автоматизация визуализации данных</w:t>
+      </w:r>
+    </w:p>
+    <w:p>
+      <w:pPr>
+        <w:pStyle w:val="BodyText"/>
+        <w:spacing w:lineRule="auto" w:line="360" w:before="0" w:after="283"/>
+        <w:jc w:val="both"/>
+        <w:rPr>
+          <w:rFonts w:ascii="Times New Roman" w:hAnsi="Times New Roman"/>
+          <w:b w:val="false"/>
+          <w:bCs w:val="false"/>
+          <w:color w:val="000000"/>
+          <w:sz w:val="28"/>
+          <w:szCs w:val="28"/>
+        </w:rPr>
+      </w:pPr>
+      <w:r>
+        <w:rPr>
+          <w:b w:val="false"/>
+          <w:bCs w:val="false"/>
+          <w:color w:val="000000"/>
+          <w:sz w:val="28"/>
+          <w:szCs w:val="28"/>
+        </w:rPr>
+        <w:t>Для интерпретации результатов использовалась библиотека matplotlib (Python). Построены следующие графические зависимости:</w:t>
       </w:r>
     </w:p>
     <w:p>
@@ -5597,14 +5644,13 @@
       </w:pPr>
       <w:r>
         <w:rPr>
-          <w:rFonts w:ascii="Times New Roman" w:hAnsi="Times New Roman"/>
           <w:b w:val="false"/>
           <w:bCs w:val="false"/>
           <w:color w:val="000000"/>
           <w:sz w:val="28"/>
           <w:szCs w:val="28"/>
         </w:rPr>
-        <w:t>Проведен анализ чувствительности найденного значения корня к ошибкам в исходных данных. Для этого в модель вычисления функции и производной была внедрена погрешность Δ.</w:t>
+        <w:t>График зависимости N=f(ε) в полулогарифмическом масштабе. График наглядно иллюстрирует высокую эффективность метода: кривая имеет малый наклон, что подтверждает быструю сходимость при увеличении требований к точности.</w:t>
       </w:r>
     </w:p>
     <w:p>
@@ -5632,180 +5678,6 @@
       </w:pPr>
       <w:r>
         <w:rPr>
-          <w:rFonts w:ascii="Times New Roman" w:hAnsi="Times New Roman"/>
-          <w:b w:val="false"/>
-          <w:bCs w:val="false"/>
-          <w:color w:val="000000"/>
-          <w:sz w:val="28"/>
-          <w:szCs w:val="28"/>
-        </w:rPr>
-        <w:t>При фиксированной точности метода ε=10−15 значение параметра округления Δ последовательно изменялось от 10⁻¹ до 10⁻¹⁰.</w:t>
-      </w:r>
-    </w:p>
-    <w:p>
-      <w:pPr>
-        <w:pStyle w:val="BodyText"/>
-        <w:numPr>
-          <w:ilvl w:val="0"/>
-          <w:numId w:val="8"/>
-        </w:numPr>
-        <w:tabs>
-          <w:tab w:val="clear" w:pos="720"/>
-          <w:tab w:val="left" w:pos="0" w:leader="none"/>
-        </w:tabs>
-        <w:spacing w:lineRule="auto" w:line="360" w:before="0" w:after="283"/>
-        <w:ind w:hanging="283" w:left="709" w:right="0"/>
-        <w:jc w:val="both"/>
-        <w:rPr/>
-      </w:pPr>
-      <w:r>
-        <w:rPr>
-          <w:rFonts w:ascii="Times New Roman" w:hAnsi="Times New Roman"/>
-          <w:b w:val="false"/>
-          <w:bCs w:val="false"/>
-          <w:color w:val="000000"/>
-          <w:sz w:val="28"/>
-          <w:szCs w:val="28"/>
-        </w:rPr>
-        <w:t xml:space="preserve">Данные о найденном корне и соответствующем значении Δ сохранены в файл </w:t>
-      </w:r>
-      <w:r>
-        <w:rPr>
-          <w:rStyle w:val="SourceText"/>
-          <w:rFonts w:ascii="Times New Roman" w:hAnsi="Times New Roman"/>
-          <w:b w:val="false"/>
-          <w:bCs w:val="false"/>
-          <w:color w:val="000000"/>
-          <w:sz w:val="28"/>
-          <w:szCs w:val="28"/>
-        </w:rPr>
-        <w:t>conditionality_metrix.txt</w:t>
-      </w:r>
-      <w:r>
-        <w:rPr>
-          <w:rFonts w:ascii="Times New Roman" w:hAnsi="Times New Roman"/>
-          <w:b w:val="false"/>
-          <w:bCs w:val="false"/>
-          <w:color w:val="000000"/>
-          <w:sz w:val="28"/>
-          <w:szCs w:val="28"/>
-        </w:rPr>
-        <w:t>. Исследование позволило определить порог, при котором ошибки округления перестают влиять на стабильность итогового результата.</w:t>
-      </w:r>
-    </w:p>
-    <w:p>
-      <w:pPr>
-        <w:pStyle w:val="Heading3"/>
-        <w:spacing w:lineRule="auto" w:line="360" w:before="200" w:after="283"/>
-        <w:jc w:val="both"/>
-        <w:rPr>
-          <w:rFonts w:ascii="Times New Roman" w:hAnsi="Times New Roman"/>
-          <w:b/>
-          <w:bCs/>
-          <w:color w:val="000000"/>
-          <w:sz w:val="28"/>
-          <w:szCs w:val="28"/>
-        </w:rPr>
-      </w:pPr>
-      <w:r>
-        <w:rPr>
-          <w:rFonts w:ascii="Times New Roman" w:hAnsi="Times New Roman"/>
-          <w:b/>
-          <w:bCs/>
-          <w:color w:val="000000"/>
-          <w:sz w:val="28"/>
-          <w:szCs w:val="28"/>
-        </w:rPr>
-        <w:t>Автоматизация визуализации данных</w:t>
-      </w:r>
-    </w:p>
-    <w:p>
-      <w:pPr>
-        <w:pStyle w:val="BodyText"/>
-        <w:spacing w:lineRule="auto" w:line="360" w:before="0" w:after="283"/>
-        <w:jc w:val="both"/>
-        <w:rPr>
-          <w:rFonts w:ascii="Times New Roman" w:hAnsi="Times New Roman"/>
-          <w:b w:val="false"/>
-          <w:bCs w:val="false"/>
-          <w:color w:val="000000"/>
-          <w:sz w:val="28"/>
-          <w:szCs w:val="28"/>
-        </w:rPr>
-      </w:pPr>
-      <w:r>
-        <w:rPr>
-          <w:rFonts w:ascii="Times New Roman" w:hAnsi="Times New Roman"/>
-          <w:b w:val="false"/>
-          <w:bCs w:val="false"/>
-          <w:color w:val="000000"/>
-          <w:sz w:val="28"/>
-          <w:szCs w:val="28"/>
-        </w:rPr>
-        <w:t>Для интерпретации результатов использовалась библиотека matplotlib (Python). Построены следующие графические зависимости:</w:t>
-      </w:r>
-    </w:p>
-    <w:p>
-      <w:pPr>
-        <w:pStyle w:val="BodyText"/>
-        <w:numPr>
-          <w:ilvl w:val="0"/>
-          <w:numId w:val="9"/>
-        </w:numPr>
-        <w:tabs>
-          <w:tab w:val="clear" w:pos="720"/>
-          <w:tab w:val="left" w:pos="0" w:leader="none"/>
-        </w:tabs>
-        <w:spacing w:lineRule="auto" w:line="360" w:before="0" w:after="283"/>
-        <w:ind w:hanging="283" w:left="709" w:right="0"/>
-        <w:jc w:val="both"/>
-        <w:rPr>
-          <w:rFonts w:ascii="Times New Roman" w:hAnsi="Times New Roman"/>
-          <w:b w:val="false"/>
-          <w:bCs w:val="false"/>
-          <w:color w:val="000000"/>
-          <w:sz w:val="28"/>
-          <w:szCs w:val="28"/>
-        </w:rPr>
-      </w:pPr>
-      <w:r>
-        <w:rPr>
-          <w:rFonts w:ascii="Times New Roman" w:hAnsi="Times New Roman"/>
-          <w:b w:val="false"/>
-          <w:bCs w:val="false"/>
-          <w:color w:val="000000"/>
-          <w:sz w:val="28"/>
-          <w:szCs w:val="28"/>
-        </w:rPr>
-        <w:t>График зависимости N=f(ε) в полулогарифмическом масштабе. График наглядно иллюстрирует высокую эффективность метода: кривая имеет малый наклон, что подтверждает быструю сходимость при увеличении требований к точности.</w:t>
-      </w:r>
-    </w:p>
-    <w:p>
-      <w:pPr>
-        <w:pStyle w:val="BodyText"/>
-        <w:numPr>
-          <w:ilvl w:val="0"/>
-          <w:numId w:val="9"/>
-        </w:numPr>
-        <w:tabs>
-          <w:tab w:val="clear" w:pos="720"/>
-          <w:tab w:val="left" w:pos="0" w:leader="none"/>
-        </w:tabs>
-        <w:spacing w:lineRule="auto" w:line="360" w:before="0" w:after="283"/>
-        <w:ind w:hanging="283" w:left="709" w:right="0"/>
-        <w:jc w:val="both"/>
-        <w:rPr>
-          <w:rFonts w:ascii="Times New Roman" w:hAnsi="Times New Roman"/>
-          <w:b w:val="false"/>
-          <w:bCs w:val="false"/>
-          <w:color w:val="000000"/>
-          <w:sz w:val="28"/>
-          <w:szCs w:val="28"/>
-        </w:rPr>
-      </w:pPr>
-      <w:r>
-        <w:rPr>
-          <w:rFonts w:ascii="Times New Roman" w:hAnsi="Times New Roman"/>
           <w:b w:val="false"/>
           <w:bCs w:val="false"/>
           <w:color w:val="000000"/>
@@ -5840,7 +5712,6 @@
       </w:pPr>
       <w:r>
         <w:rPr>
-          <w:rFonts w:ascii="Times New Roman" w:hAnsi="Times New Roman"/>
           <w:b w:val="false"/>
           <w:bCs w:val="false"/>
           <w:color w:val="000000"/>
@@ -5884,6 +5755,8 @@
       </w:pPr>
       <w:r>
         <w:rPr>
+          <w:b/>
+          <w:bCs/>
           <w:sz w:val="28"/>
           <w:szCs w:val="28"/>
         </w:rPr>
@@ -5947,7 +5820,7 @@
           <w:szCs w:val="28"/>
         </w:rPr>
         <w:drawing>
-          <wp:anchor behindDoc="0" distT="0" distB="0" distL="0" distR="0" simplePos="0" locked="0" layoutInCell="0" allowOverlap="1" relativeHeight="12">
+          <wp:anchor behindDoc="0" distT="0" distB="0" distL="0" distR="0" simplePos="0" locked="0" layoutInCell="0" allowOverlap="1" relativeHeight="2">
             <wp:simplePos x="0" y="0"/>
             <wp:positionH relativeFrom="column">
               <wp:align>center</wp:align>
@@ -6085,7 +5958,7 @@
           <w:szCs w:val="28"/>
         </w:rPr>
         <w:drawing>
-          <wp:anchor behindDoc="0" distT="0" distB="0" distL="0" distR="0" simplePos="0" locked="0" layoutInCell="0" allowOverlap="1" relativeHeight="13">
+          <wp:anchor behindDoc="0" distT="0" distB="0" distL="0" distR="0" simplePos="0" locked="0" layoutInCell="0" allowOverlap="1" relativeHeight="3">
             <wp:simplePos x="0" y="0"/>
             <wp:positionH relativeFrom="column">
               <wp:align>center</wp:align>
@@ -6312,7 +6185,12 @@
         </w:rPr>
       </w:pPr>
       <w:r>
-        <w:rPr/>
+        <w:rPr>
+          <w:rFonts w:ascii="Times New Roman" w:hAnsi="Times New Roman"/>
+          <w:color w:val="000000"/>
+          <w:sz w:val="28"/>
+          <w:szCs w:val="28"/>
+        </w:rPr>
       </w:r>
     </w:p>
     <w:p>
@@ -6327,7 +6205,12 @@
         </w:rPr>
       </w:pPr>
       <w:r>
-        <w:rPr/>
+        <w:rPr>
+          <w:rFonts w:ascii="Times New Roman" w:hAnsi="Times New Roman"/>
+          <w:color w:val="000000"/>
+          <w:sz w:val="28"/>
+          <w:szCs w:val="28"/>
+        </w:rPr>
       </w:r>
     </w:p>
     <w:p>
@@ -6457,7 +6340,7 @@
         <w:pStyle w:val="BodyText"/>
         <w:numPr>
           <w:ilvl w:val="0"/>
-          <w:numId w:val="10"/>
+          <w:numId w:val="9"/>
         </w:numPr>
         <w:tabs>
           <w:tab w:val="clear" w:pos="720"/>
@@ -6486,7 +6369,7 @@
         <w:pStyle w:val="BodyText"/>
         <w:numPr>
           <w:ilvl w:val="0"/>
-          <w:numId w:val="10"/>
+          <w:numId w:val="9"/>
         </w:numPr>
         <w:tabs>
           <w:tab w:val="clear" w:pos="720"/>
@@ -6515,7 +6398,7 @@
         <w:pStyle w:val="BodyText"/>
         <w:numPr>
           <w:ilvl w:val="1"/>
-          <w:numId w:val="10"/>
+          <w:numId w:val="9"/>
         </w:numPr>
         <w:tabs>
           <w:tab w:val="clear" w:pos="720"/>
@@ -6567,8 +6450,8 @@
       </w:pPr>
       <w:r>
         <w:rPr>
-          <w:b w:val="false"/>
-          <w:bCs w:val="false"/>
+          <w:sz w:val="28"/>
+          <w:szCs w:val="28"/>
         </w:rPr>
       </w:r>
     </w:p>
@@ -6695,21 +6578,7 @@
           <w:sz w:val="28"/>
           <w:szCs w:val="28"/>
         </w:rPr>
-        <w:t xml:space="preserve">Файл </w:t>
-      </w:r>
-      <w:r>
-        <w:rPr>
-          <w:sz w:val="28"/>
-          <w:szCs w:val="28"/>
-        </w:rPr>
-        <w:t>main</w:t>
-      </w:r>
-      <w:r>
-        <w:rPr>
-          <w:sz w:val="28"/>
-          <w:szCs w:val="28"/>
-        </w:rPr>
-        <w:t>.cpp</w:t>
+        <w:t>Файл main.cpp</w:t>
       </w:r>
     </w:p>
     <w:p>
@@ -6723,7 +6592,10 @@
         </w:rPr>
       </w:pPr>
       <w:r>
-        <w:rPr/>
+        <w:rPr>
+          <w:sz w:val="28"/>
+          <w:szCs w:val="28"/>
+        </w:rPr>
       </w:r>
     </w:p>
     <w:p>
@@ -8826,7 +8698,9 @@
         </w:rPr>
       </w:pPr>
       <w:r>
-        <w:rPr/>
+        <w:rPr>
+          <w:rFonts w:ascii="Liberation Mono" w:hAnsi="Liberation Mono"/>
+        </w:rPr>
       </w:r>
     </w:p>
     <w:p>
@@ -8838,7 +8712,9 @@
         </w:rPr>
       </w:pPr>
       <w:r>
-        <w:rPr/>
+        <w:rPr>
+          <w:rFonts w:ascii="Liberation Mono" w:hAnsi="Liberation Mono"/>
+        </w:rPr>
       </w:r>
     </w:p>
     <w:p>
@@ -9694,7 +9570,7 @@
     </w:r>
     <w:r>
       <w:rPr/>
-      <w:t>16</w:t>
+      <w:t>17</w:t>
     </w:r>
     <w:r>
       <w:rPr/>
@@ -10338,8 +10214,8 @@
     </w:lvl>
     <w:lvl w:ilvl="2">
       <w:start w:val="1"/>
-      <w:numFmt w:val="decimal"/>
-      <w:lvlText w:val="%3."/>
+      <w:numFmt w:val="bullet"/>
+      <w:lvlText w:val=""/>
       <w:lvlJc w:val="left"/>
       <w:pPr>
         <w:tabs>
@@ -10347,12 +10223,14 @@
         </w:tabs>
         <w:ind w:left="2127" w:hanging="283"/>
       </w:pPr>
-      <w:rPr/>
+      <w:rPr>
+        <w:rFonts w:ascii="Symbol" w:hAnsi="Symbol" w:cs="Symbol" w:hint="default"/>
+      </w:rPr>
     </w:lvl>
     <w:lvl w:ilvl="3">
       <w:start w:val="1"/>
-      <w:numFmt w:val="decimal"/>
-      <w:lvlText w:val="%4."/>
+      <w:numFmt w:val="bullet"/>
+      <w:lvlText w:val=""/>
       <w:lvlJc w:val="left"/>
       <w:pPr>
         <w:tabs>
@@ -10360,12 +10238,14 @@
         </w:tabs>
         <w:ind w:left="2836" w:hanging="283"/>
       </w:pPr>
-      <w:rPr/>
+      <w:rPr>
+        <w:rFonts w:ascii="Symbol" w:hAnsi="Symbol" w:cs="Symbol" w:hint="default"/>
+      </w:rPr>
     </w:lvl>
     <w:lvl w:ilvl="4">
       <w:start w:val="1"/>
-      <w:numFmt w:val="decimal"/>
-      <w:lvlText w:val="%5."/>
+      <w:numFmt w:val="bullet"/>
+      <w:lvlText w:val=""/>
       <w:lvlJc w:val="left"/>
       <w:pPr>
         <w:tabs>
@@ -10373,12 +10253,14 @@
         </w:tabs>
         <w:ind w:left="3545" w:hanging="283"/>
       </w:pPr>
-      <w:rPr/>
+      <w:rPr>
+        <w:rFonts w:ascii="Symbol" w:hAnsi="Symbol" w:cs="Symbol" w:hint="default"/>
+      </w:rPr>
     </w:lvl>
     <w:lvl w:ilvl="5">
       <w:start w:val="1"/>
-      <w:numFmt w:val="decimal"/>
-      <w:lvlText w:val="%6."/>
+      <w:numFmt w:val="bullet"/>
+      <w:lvlText w:val=""/>
       <w:lvlJc w:val="left"/>
       <w:pPr>
         <w:tabs>
@@ -10386,12 +10268,14 @@
         </w:tabs>
         <w:ind w:left="4254" w:hanging="283"/>
       </w:pPr>
-      <w:rPr/>
+      <w:rPr>
+        <w:rFonts w:ascii="Symbol" w:hAnsi="Symbol" w:cs="Symbol" w:hint="default"/>
+      </w:rPr>
     </w:lvl>
     <w:lvl w:ilvl="6">
       <w:start w:val="1"/>
-      <w:numFmt w:val="decimal"/>
-      <w:lvlText w:val="%7."/>
+      <w:numFmt w:val="bullet"/>
+      <w:lvlText w:val=""/>
       <w:lvlJc w:val="left"/>
       <w:pPr>
         <w:tabs>
@@ -10399,12 +10283,14 @@
         </w:tabs>
         <w:ind w:left="4963" w:hanging="283"/>
       </w:pPr>
-      <w:rPr/>
+      <w:rPr>
+        <w:rFonts w:ascii="Symbol" w:hAnsi="Symbol" w:cs="Symbol" w:hint="default"/>
+      </w:rPr>
     </w:lvl>
     <w:lvl w:ilvl="7">
       <w:start w:val="1"/>
-      <w:numFmt w:val="decimal"/>
-      <w:lvlText w:val="%8."/>
+      <w:numFmt w:val="bullet"/>
+      <w:lvlText w:val=""/>
       <w:lvlJc w:val="left"/>
       <w:pPr>
         <w:tabs>
@@ -10412,12 +10298,14 @@
         </w:tabs>
         <w:ind w:left="5672" w:hanging="283"/>
       </w:pPr>
-      <w:rPr/>
+      <w:rPr>
+        <w:rFonts w:ascii="Symbol" w:hAnsi="Symbol" w:cs="Symbol" w:hint="default"/>
+      </w:rPr>
     </w:lvl>
     <w:lvl w:ilvl="8">
       <w:start w:val="1"/>
-      <w:numFmt w:val="decimal"/>
-      <w:lvlText w:val="%9."/>
+      <w:numFmt w:val="bullet"/>
+      <w:lvlText w:val=""/>
       <w:lvlJc w:val="left"/>
       <w:pPr>
         <w:tabs>
@@ -10425,7 +10313,9 @@
         </w:tabs>
         <w:ind w:left="6381" w:hanging="283"/>
       </w:pPr>
-      <w:rPr/>
+      <w:rPr>
+        <w:rFonts w:ascii="Symbol" w:hAnsi="Symbol" w:cs="Symbol" w:hint="default"/>
+      </w:rPr>
     </w:lvl>
   </w:abstractNum>
   <w:abstractNum w:abstractNumId="4">
@@ -10979,143 +10869,6 @@
   <w:abstractNum w:abstractNumId="8">
     <w:lvl w:ilvl="0">
       <w:start w:val="1"/>
-      <w:numFmt w:val="bullet"/>
-      <w:lvlText w:val=""/>
-      <w:lvlJc w:val="left"/>
-      <w:pPr>
-        <w:tabs>
-          <w:tab w:val="num" w:pos="709"/>
-        </w:tabs>
-        <w:ind w:left="709" w:hanging="283"/>
-      </w:pPr>
-      <w:rPr>
-        <w:rFonts w:ascii="Symbol" w:hAnsi="Symbol" w:cs="Symbol" w:hint="default"/>
-      </w:rPr>
-    </w:lvl>
-    <w:lvl w:ilvl="1">
-      <w:start w:val="1"/>
-      <w:numFmt w:val="bullet"/>
-      <w:lvlText w:val=""/>
-      <w:lvlJc w:val="left"/>
-      <w:pPr>
-        <w:tabs>
-          <w:tab w:val="num" w:pos="1418"/>
-        </w:tabs>
-        <w:ind w:left="1418" w:hanging="283"/>
-      </w:pPr>
-      <w:rPr>
-        <w:rFonts w:ascii="Symbol" w:hAnsi="Symbol" w:cs="Symbol" w:hint="default"/>
-      </w:rPr>
-    </w:lvl>
-    <w:lvl w:ilvl="2">
-      <w:start w:val="1"/>
-      <w:numFmt w:val="bullet"/>
-      <w:lvlText w:val=""/>
-      <w:lvlJc w:val="left"/>
-      <w:pPr>
-        <w:tabs>
-          <w:tab w:val="num" w:pos="2127"/>
-        </w:tabs>
-        <w:ind w:left="2127" w:hanging="283"/>
-      </w:pPr>
-      <w:rPr>
-        <w:rFonts w:ascii="Symbol" w:hAnsi="Symbol" w:cs="Symbol" w:hint="default"/>
-      </w:rPr>
-    </w:lvl>
-    <w:lvl w:ilvl="3">
-      <w:start w:val="1"/>
-      <w:numFmt w:val="bullet"/>
-      <w:lvlText w:val=""/>
-      <w:lvlJc w:val="left"/>
-      <w:pPr>
-        <w:tabs>
-          <w:tab w:val="num" w:pos="2836"/>
-        </w:tabs>
-        <w:ind w:left="2836" w:hanging="283"/>
-      </w:pPr>
-      <w:rPr>
-        <w:rFonts w:ascii="Symbol" w:hAnsi="Symbol" w:cs="Symbol" w:hint="default"/>
-      </w:rPr>
-    </w:lvl>
-    <w:lvl w:ilvl="4">
-      <w:start w:val="1"/>
-      <w:numFmt w:val="bullet"/>
-      <w:lvlText w:val=""/>
-      <w:lvlJc w:val="left"/>
-      <w:pPr>
-        <w:tabs>
-          <w:tab w:val="num" w:pos="3545"/>
-        </w:tabs>
-        <w:ind w:left="3545" w:hanging="283"/>
-      </w:pPr>
-      <w:rPr>
-        <w:rFonts w:ascii="Symbol" w:hAnsi="Symbol" w:cs="Symbol" w:hint="default"/>
-      </w:rPr>
-    </w:lvl>
-    <w:lvl w:ilvl="5">
-      <w:start w:val="1"/>
-      <w:numFmt w:val="bullet"/>
-      <w:lvlText w:val=""/>
-      <w:lvlJc w:val="left"/>
-      <w:pPr>
-        <w:tabs>
-          <w:tab w:val="num" w:pos="4254"/>
-        </w:tabs>
-        <w:ind w:left="4254" w:hanging="283"/>
-      </w:pPr>
-      <w:rPr>
-        <w:rFonts w:ascii="Symbol" w:hAnsi="Symbol" w:cs="Symbol" w:hint="default"/>
-      </w:rPr>
-    </w:lvl>
-    <w:lvl w:ilvl="6">
-      <w:start w:val="1"/>
-      <w:numFmt w:val="bullet"/>
-      <w:lvlText w:val=""/>
-      <w:lvlJc w:val="left"/>
-      <w:pPr>
-        <w:tabs>
-          <w:tab w:val="num" w:pos="4963"/>
-        </w:tabs>
-        <w:ind w:left="4963" w:hanging="283"/>
-      </w:pPr>
-      <w:rPr>
-        <w:rFonts w:ascii="Symbol" w:hAnsi="Symbol" w:cs="Symbol" w:hint="default"/>
-      </w:rPr>
-    </w:lvl>
-    <w:lvl w:ilvl="7">
-      <w:start w:val="1"/>
-      <w:numFmt w:val="bullet"/>
-      <w:lvlText w:val=""/>
-      <w:lvlJc w:val="left"/>
-      <w:pPr>
-        <w:tabs>
-          <w:tab w:val="num" w:pos="5672"/>
-        </w:tabs>
-        <w:ind w:left="5672" w:hanging="283"/>
-      </w:pPr>
-      <w:rPr>
-        <w:rFonts w:ascii="Symbol" w:hAnsi="Symbol" w:cs="Symbol" w:hint="default"/>
-      </w:rPr>
-    </w:lvl>
-    <w:lvl w:ilvl="8">
-      <w:start w:val="1"/>
-      <w:numFmt w:val="bullet"/>
-      <w:lvlText w:val=""/>
-      <w:lvlJc w:val="left"/>
-      <w:pPr>
-        <w:tabs>
-          <w:tab w:val="num" w:pos="6381"/>
-        </w:tabs>
-        <w:ind w:left="6381" w:hanging="283"/>
-      </w:pPr>
-      <w:rPr>
-        <w:rFonts w:ascii="Symbol" w:hAnsi="Symbol" w:cs="Symbol" w:hint="default"/>
-      </w:rPr>
-    </w:lvl>
-  </w:abstractNum>
-  <w:abstractNum w:abstractNumId="9">
-    <w:lvl w:ilvl="0">
-      <w:start w:val="1"/>
       <w:numFmt w:val="decimal"/>
       <w:lvlText w:val="%1."/>
       <w:lvlJc w:val="left"/>
@@ -11232,7 +10985,7 @@
       <w:rPr/>
     </w:lvl>
   </w:abstractNum>
-  <w:abstractNum w:abstractNumId="10">
+  <w:abstractNum w:abstractNumId="9">
     <w:lvl w:ilvl="0">
       <w:start w:val="1"/>
       <w:numFmt w:val="bullet"/>
@@ -11369,7 +11122,7 @@
       </w:rPr>
     </w:lvl>
   </w:abstractNum>
-  <w:abstractNum w:abstractNumId="11">
+  <w:abstractNum w:abstractNumId="10">
     <w:lvl w:ilvl="0">
       <w:start w:val="1"/>
       <w:numFmt w:val="none"/>
@@ -11517,9 +11270,6 @@
   </w:num>
   <w:num w:numId="10">
     <w:abstractNumId w:val="10"/>
-  </w:num>
-  <w:num w:numId="11">
-    <w:abstractNumId w:val="11"/>
   </w:num>
 </w:numbering>
 </file>
